--- a/proposal/독수리5형제_01_프로젝트기획서.docx
+++ b/proposal/독수리5형제_01_프로젝트기획서.docx
@@ -1184,7 +1184,7 @@
                 <w:b/>
                 <w:sz w:val="19"/>
               </w:rPr>
-              <w:t>▪ 개발 내용</w:t>
+              <w:t>▪ 개발 내용 — 핵심기능 (이것이 없으면 서비스가 성립하지 않음)</w:t>
             </w:r>
           </w:p>
           <w:p>
@@ -1197,7 +1197,7 @@
                 <w:b w:val="0"/>
                 <w:sz w:val="19"/>
               </w:rPr>
-              <w:t>- 자연어 조건 추출 기능 : 문장에서 14개 항목(진료과·지역·시간·주차·전문의 등) 추출</w:t>
+              <w:t>- 자연어·음성 조건 추출 기능 : 말이나 글 한 문장에서 14개 항목(진료과·지역·시간·주차·전문의 등) 추출</w:t>
             </w:r>
           </w:p>
           <w:p>
@@ -1223,7 +1223,7 @@
                 <w:b w:val="0"/>
                 <w:sz w:val="19"/>
               </w:rPr>
-              <w:t>- 전국 지역 인식 기능 : 256개 시군구 인식, 동명 지역은 재확인</w:t>
+              <w:t>- 공공데이터 조건 검색 기능 : 진료과·지역(256개 시군구)·진료시간·주차·거리 필터</w:t>
             </w:r>
           </w:p>
           <w:p>
@@ -1236,7 +1236,7 @@
                 <w:b w:val="0"/>
                 <w:sz w:val="19"/>
               </w:rPr>
-              <w:t>- 조건 검색 기능 : 진료과·지역·종별·전문의 수·거리 필터</w:t>
+              <w:t>- 설명 가능한 추천 기능 : 3곳을 추천하고 추천 이유를 항상 함께 출력, 없는 값은 '미확인'</w:t>
             </w:r>
           </w:p>
           <w:p>
@@ -1249,7 +1249,7 @@
                 <w:b w:val="0"/>
                 <w:sz w:val="19"/>
               </w:rPr>
-              <w:t>- 시간 조건 검색 기능 : 지금 진료중 / 일요일 / 토요일 / 야간응급 / 특정 시각까지</w:t>
+              <w:t>- 음성 입력 기능 : 브라우저 내장 음성인식, 말하는 중 실시간 표시</w:t>
             </w:r>
           </w:p>
           <w:p>
@@ -1262,7 +1262,20 @@
                 <w:b w:val="0"/>
                 <w:sz w:val="19"/>
               </w:rPr>
-              <w:t>- 주차 조건 검색 기능 : 주차 가능 대수 기준 필터</w:t>
+              <w:t>- 길찾기 연결 기능 : 대중교통·자동차·도보·카카오맵으로 바로 연결</w:t>
+            </w:r>
+          </w:p>
+          <w:p>
+            <w:pPr>
+              <w:spacing w:after="20"/>
+            </w:pPr>
+            <w:r>
+              <w:rPr>
+                <w:rFonts w:ascii="맑은 고딕" w:hAnsi="맑은 고딕" w:eastAsia="맑은 고딕"/>
+                <w:b/>
+                <w:sz w:val="19"/>
+              </w:rPr>
+              <w:t>▪ 부기능</w:t>
             </w:r>
           </w:p>
           <w:p>
@@ -1275,7 +1288,20 @@
                 <w:b w:val="0"/>
                 <w:sz w:val="19"/>
               </w:rPr>
-              <w:t>- 설명 가능한 추천 기능 : 추천 이유를 항상 함께 출력</w:t>
+              <w:t>- 응급실 실시간 병상 조회 · 지금 문 연 약국 찾기 · 목소리 안내(결과 읽어주기)</w:t>
+            </w:r>
+          </w:p>
+          <w:p>
+            <w:pPr>
+              <w:spacing w:after="20"/>
+            </w:pPr>
+            <w:r>
+              <w:rPr>
+                <w:rFonts w:ascii="맑은 고딕" w:hAnsi="맑은 고딕" w:eastAsia="맑은 고딕"/>
+                <w:b/>
+                <w:sz w:val="19"/>
+              </w:rPr>
+              <w:t>▪ 후순위 부기능 (3차 멘토링 의견 반영)</w:t>
             </w:r>
           </w:p>
           <w:p>
@@ -1288,33 +1314,7 @@
                 <w:b w:val="0"/>
                 <w:sz w:val="19"/>
               </w:rPr>
-              <w:t>- 예약 안내 기능 : 병원 → 진료과 → 날짜 → 시간 → 확인, 전화 연결 및 예약 페이지 이동</w:t>
-            </w:r>
-          </w:p>
-          <w:p>
-            <w:pPr>
-              <w:spacing w:after="20"/>
-            </w:pPr>
-            <w:r>
-              <w:rPr>
-                <w:rFonts w:ascii="맑은 고딕" w:hAnsi="맑은 고딕" w:eastAsia="맑은 고딕"/>
-                <w:b w:val="0"/>
-                <w:sz w:val="19"/>
-              </w:rPr>
-              <w:t>- 의료 표현 차단 기능 : 진단 유도 문장에 병명 미출력 (단위 테스트로 검증)</w:t>
-            </w:r>
-          </w:p>
-          <w:p>
-            <w:pPr>
-              <w:spacing w:after="20"/>
-            </w:pPr>
-            <w:r>
-              <w:rPr>
-                <w:rFonts w:ascii="맑은 고딕" w:hAnsi="맑은 고딕" w:eastAsia="맑은 고딕"/>
-                <w:b w:val="0"/>
-                <w:sz w:val="19"/>
-              </w:rPr>
-              <w:t>- 챗봇 위젯 화면 : 홈페이지 우측 하단 도우미, 모바일 대응</w:t>
+              <w:t>- 예약 안내 기능 (전화 연결, 예약 페이지 이동) · 예약 페이지를 병원 상세 화면으로 바로 연결 · 로그인·예약 문의 내역</w:t>
             </w:r>
           </w:p>
         </w:tc>
@@ -1445,7 +1445,7 @@
                 <w:b w:val="0"/>
                 <w:sz w:val="19"/>
               </w:rPr>
-              <w:t>- 일정</w:t>
+              <w:t>- 일정 (주차별 상세는 (6) 개발 일정 표 참고)</w:t>
             </w:r>
           </w:p>
           <w:p>
@@ -1459,7 +1459,7 @@
                 <w:b w:val="0"/>
                 <w:sz w:val="19"/>
               </w:rPr>
-              <w:t xml:space="preserve">　• 9월 1주 : 대상기업 선정, 굿닥 앱 리뷰 수집 (이영훈)</w:t>
+              <w:t xml:space="preserve">　• 9월 1주 : 리뷰 수집·Pain Point 분석, 공공데이터 수집, 핵심기능 1차 구현 (이영훈·김강민)</w:t>
             </w:r>
           </w:p>
           <w:p>
@@ -1473,7 +1473,7 @@
                 <w:b w:val="0"/>
                 <w:sz w:val="19"/>
               </w:rPr>
-              <w:t xml:space="preserve">　• 9월 2주 : Pain Point 분석, 공공 API 확보·검증 (이영훈·김강민) → 9/9 1차 멘토링</w:t>
+              <w:t xml:space="preserve">　• 9월 2주 : 증상→진료과, 길찾기, 응급실·약국(부기능) 구현 → 9/9 1차 멘토링</w:t>
             </w:r>
           </w:p>
           <w:p>
@@ -1487,7 +1487,7 @@
                 <w:b w:val="0"/>
                 <w:sz w:val="19"/>
               </w:rPr>
-              <w:t xml:space="preserve">　• 9월 3주 : DCX 워크시트·분석 정의서 작성, 시제품 설계 (류제형·전원) → 9/17 2차 멘토링</w:t>
+              <w:t xml:space="preserve">　• 9월 3주 : LDA 분석, 음성 입력, DCX 워크시트·분석 정의서 작성 (류제형·전원) → 9/17 2차 멘토링</w:t>
             </w:r>
           </w:p>
           <w:p>
@@ -1501,7 +1501,7 @@
                 <w:b w:val="0"/>
                 <w:sz w:val="19"/>
               </w:rPr>
-              <w:t xml:space="preserve">　• 9월 4주 : 시제품 제작 (이영훈·조성종) → 9/29 3차 멘토링, 9/30 기획발표</w:t>
+              <w:t xml:space="preserve">　• 9월 4주 : 기획서·화면설계서·발표 자료 정리 → 9/29 3차 멘토링</w:t>
             </w:r>
           </w:p>
           <w:p>
@@ -1515,7 +1515,7 @@
                 <w:b w:val="0"/>
                 <w:sz w:val="19"/>
               </w:rPr>
-              <w:t xml:space="preserve">　• 10월 1~2주 : 전국 데이터 확대, 테스트·시연 준비 (박찬균·전원) → 10/16 최종발표</w:t>
+              <w:t xml:space="preserve">　• 9월 5주 ~ 10월 3주 : 핵심기능 보완·테스트, 기술스택 학습, 시연 준비 (박찬균·전원) → 9/30 기획발표, 10/16 최종발표</w:t>
             </w:r>
           </w:p>
           <w:p>
@@ -3339,7 +3339,7 @@
                 <w:b/>
                 <w:sz w:val="19"/>
               </w:rPr>
-              <w:t>▪ 병원 안내 챗봇 서비스</w:t>
+              <w:t>▪ 핵심기능 — 이것이 없으면 서비스가 성립하지 않는다</w:t>
             </w:r>
           </w:p>
           <w:p>
@@ -3352,7 +3352,7 @@
                 <w:b w:val="0"/>
                 <w:sz w:val="19"/>
               </w:rPr>
-              <w:t>- 자연어 조건 추출 기능 (14개 항목)</w:t>
+              <w:t>- ① 자연어·음성 조건 추출 기능 (14개 항목)</w:t>
             </w:r>
           </w:p>
           <w:p>
@@ -3365,7 +3365,7 @@
                 <w:b w:val="0"/>
                 <w:sz w:val="19"/>
               </w:rPr>
-              <w:t>- 증상 → 진료과 변환 기능 (병명 미생성)</w:t>
+              <w:t>- ② 증상 → 진료과 변환 기능 (병명 미생성, 자동 시험으로 검증 · 전체 172건 통과 2026-09-28)</w:t>
             </w:r>
           </w:p>
           <w:p>
@@ -3378,7 +3378,7 @@
                 <w:b w:val="0"/>
                 <w:sz w:val="19"/>
               </w:rPr>
-              <w:t>- 전국 지역 인식 기능 (256개 시군구, 동명 지역 재확인)</w:t>
+              <w:t>- ③ 공공데이터 조건 검색 기능 (진료과·지역 256개 시군구·진료시간·주차·전문의 수·거리)</w:t>
             </w:r>
           </w:p>
           <w:p>
@@ -3391,7 +3391,7 @@
                 <w:b w:val="0"/>
                 <w:sz w:val="19"/>
               </w:rPr>
-              <w:t>- 조건 검색 기능 (진료과·지역·종별·전문의 수·거리)</w:t>
+              <w:t>- ④ 설명 가능한 추천 기능 (추천 이유 출력, 없는 값은 '미확인')</w:t>
             </w:r>
           </w:p>
           <w:p>
@@ -3404,7 +3404,7 @@
                 <w:b w:val="0"/>
                 <w:sz w:val="19"/>
               </w:rPr>
-              <w:t>- 시간 조건 검색 기능 (지금 진료중 / 일요일 / 토요일 / 야간응급 / 특정 시각까지)</w:t>
+              <w:t>- ⑤ 음성 입력 기능 (말하는 중 실시간 표시, 브라우저 내장 기능이라 추가 비용·서버 없음)</w:t>
             </w:r>
           </w:p>
           <w:p>
@@ -3417,7 +3417,20 @@
                 <w:b w:val="0"/>
                 <w:sz w:val="19"/>
               </w:rPr>
-              <w:t>- 주차 조건 검색 기능</w:t>
+              <w:t>- ⑥ 길찾기 연결 기능 : 대중교통·자동차·도보·카카오맵 (굿닥은 지도 그림과 주소만 제공, 2026-09-09 확인)</w:t>
+            </w:r>
+          </w:p>
+          <w:p>
+            <w:pPr>
+              <w:spacing w:after="20"/>
+            </w:pPr>
+            <w:r>
+              <w:rPr>
+                <w:rFonts w:ascii="맑은 고딕" w:hAnsi="맑은 고딕" w:eastAsia="맑은 고딕"/>
+                <w:b/>
+                <w:sz w:val="19"/>
+              </w:rPr>
+              <w:t>▪ 부기능 — 핵심기능을 돕는 기능</w:t>
             </w:r>
           </w:p>
           <w:p>
@@ -3430,7 +3443,7 @@
                 <w:b w:val="0"/>
                 <w:sz w:val="19"/>
               </w:rPr>
-              <w:t>- 설명 가능한 추천 기능 (추천 이유 출력)</w:t>
+              <w:t>- 응급실 실시간 병상 조회 기능 : 국립중앙의료원 응급의료정보 연동, 갱신 시각 함께 표시</w:t>
             </w:r>
           </w:p>
           <w:p>
@@ -3443,7 +3456,7 @@
                 <w:b w:val="0"/>
                 <w:sz w:val="19"/>
               </w:rPr>
-              <w:t>- 예약 안내 기능 (병원 → 진료과 → 날짜 → 시간 → 확인, 전화 연결)</w:t>
+              <w:t>- 약국·야간·심야 약국 찾기 기능</w:t>
             </w:r>
           </w:p>
           <w:p>
@@ -3456,7 +3469,20 @@
                 <w:b w:val="0"/>
                 <w:sz w:val="19"/>
               </w:rPr>
-              <w:t>- 의료 표현 차단 기능 (자동 시험으로 검증, 전체 172건 통과 · 2026-09-28)</w:t>
+              <w:t>- 목소리 안내 기능 : 결과를 소리로 읽어줌 (08:30~17:00 → 오전 8시 30분부터 오후 5시까지)</w:t>
+            </w:r>
+          </w:p>
+          <w:p>
+            <w:pPr>
+              <w:spacing w:after="20"/>
+            </w:pPr>
+            <w:r>
+              <w:rPr>
+                <w:rFonts w:ascii="맑은 고딕" w:hAnsi="맑은 고딕" w:eastAsia="맑은 고딕"/>
+                <w:b/>
+                <w:sz w:val="19"/>
+              </w:rPr>
+              <w:t>▪ 후순위 부기능 — 3차 멘토링(9/29) 의견에 따라 뒤로 미룸</w:t>
             </w:r>
           </w:p>
           <w:p>
@@ -3469,20 +3495,7 @@
                 <w:b w:val="0"/>
                 <w:sz w:val="19"/>
               </w:rPr>
-              <w:t>- 챗봇 위젯 화면 (우측 하단 도우미, 모바일 대응)</w:t>
-            </w:r>
-          </w:p>
-          <w:p>
-            <w:pPr>
-              <w:spacing w:after="20"/>
-            </w:pPr>
-            <w:r>
-              <w:rPr>
-                <w:rFonts w:ascii="맑은 고딕" w:hAnsi="맑은 고딕" w:eastAsia="맑은 고딕"/>
-                <w:b/>
-                <w:sz w:val="19"/>
-              </w:rPr>
-              <w:t>▪ 굿닥에 없는 기능 (2026-09-09 굿닥 병원 상세 페이지 직접 확인)</w:t>
+              <w:t>- 예약 안내 기능 (전화 연결, 예약 페이지 이동) — 기본 흐름은 구현, 추가 개발은 후순위</w:t>
             </w:r>
           </w:p>
           <w:p>
@@ -3495,7 +3508,7 @@
                 <w:b w:val="0"/>
                 <w:sz w:val="19"/>
               </w:rPr>
-              <w:t>- 길찾기 연결 기능 : 대중교통·자동차·도보·카카오맵 (굿닥은 지도 그림과 주소만 제공)</w:t>
+              <w:t>- 예약 페이지를 굿닥 병원 상세 화면으로 바로 연결 — 굿닥 페이지 목록 사용 가능 여부를 멘토 확인 후 진행</w:t>
             </w:r>
           </w:p>
           <w:p>
@@ -3508,98 +3521,7 @@
                 <w:b w:val="0"/>
                 <w:sz w:val="19"/>
               </w:rPr>
-              <w:t>- 응급실 실시간 병상 조회 기능 : 국립중앙의료원 응급의료정보 연동, 갱신 시각 함께 표시</w:t>
-            </w:r>
-          </w:p>
-          <w:p>
-            <w:pPr>
-              <w:spacing w:after="20"/>
-            </w:pPr>
-            <w:r>
-              <w:rPr>
-                <w:rFonts w:ascii="맑은 고딕" w:hAnsi="맑은 고딕" w:eastAsia="맑은 고딕"/>
-                <w:b w:val="0"/>
-                <w:sz w:val="19"/>
-              </w:rPr>
-              <w:t>- 약국·야간·심야 약국 찾기 기능</w:t>
-            </w:r>
-          </w:p>
-          <w:p>
-            <w:pPr>
-              <w:spacing w:after="20"/>
-            </w:pPr>
-            <w:r>
-              <w:rPr>
-                <w:rFonts w:ascii="맑은 고딕" w:hAnsi="맑은 고딕" w:eastAsia="맑은 고딕"/>
-                <w:b/>
-                <w:sz w:val="19"/>
-              </w:rPr>
-              <w:t>▪ 음성 인터페이스 (2026-09-15 구현)</w:t>
-            </w:r>
-          </w:p>
-          <w:p>
-            <w:pPr>
-              <w:spacing w:after="20"/>
-            </w:pPr>
-            <w:r>
-              <w:rPr>
-                <w:rFonts w:ascii="맑은 고딕" w:hAnsi="맑은 고딕" w:eastAsia="맑은 고딕"/>
-                <w:b w:val="0"/>
-                <w:sz w:val="19"/>
-              </w:rPr>
-              <w:t>- 음성 입력 기능 : 말하는 중에 인식 결과를 실시간 표시</w:t>
-            </w:r>
-          </w:p>
-          <w:p>
-            <w:pPr>
-              <w:spacing w:after="20"/>
-            </w:pPr>
-            <w:r>
-              <w:rPr>
-                <w:rFonts w:ascii="맑은 고딕" w:hAnsi="맑은 고딕" w:eastAsia="맑은 고딕"/>
-                <w:b w:val="0"/>
-                <w:sz w:val="19"/>
-              </w:rPr>
-              <w:t>- 목소리 안내 기능 : 결과를 소리로 읽어줌. 시각을 사람 말로 변환 (08:30~17:00 → 오전 8시 30분부터 오후 5시까지)</w:t>
-            </w:r>
-          </w:p>
-          <w:p>
-            <w:pPr>
-              <w:spacing w:after="20"/>
-            </w:pPr>
-            <w:r>
-              <w:rPr>
-                <w:rFonts w:ascii="맑은 고딕" w:hAnsi="맑은 고딕" w:eastAsia="맑은 고딕"/>
-                <w:b w:val="0"/>
-                <w:sz w:val="19"/>
-              </w:rPr>
-              <w:t>- 브라우저 내장 기능만 사용하여 추가 비용·서버 없음</w:t>
-            </w:r>
-          </w:p>
-          <w:p>
-            <w:pPr>
-              <w:spacing w:after="20"/>
-            </w:pPr>
-            <w:r>
-              <w:rPr>
-                <w:rFonts w:ascii="맑은 고딕" w:hAnsi="맑은 고딕" w:eastAsia="맑은 고딕"/>
-                <w:b w:val="0"/>
-                <w:sz w:val="19"/>
-              </w:rPr>
-              <w:t>- 마이크가 없는 기기는 그 사실을 그대로 안내</w:t>
-            </w:r>
-          </w:p>
-          <w:p>
-            <w:pPr>
-              <w:spacing w:after="20"/>
-            </w:pPr>
-            <w:r>
-              <w:rPr>
-                <w:rFonts w:ascii="맑은 고딕" w:hAnsi="맑은 고딕" w:eastAsia="맑은 고딕"/>
-                <w:b/>
-                <w:sz w:val="19"/>
-              </w:rPr>
-              <w:t>▪ 이후 개발 예정</w:t>
+              <w:t>- 로그인·예약 문의 내역 저장</w:t>
             </w:r>
           </w:p>
           <w:p>
@@ -3640,25 +3562,20 @@
         <w:tblLook w:firstColumn="1" w:firstRow="1" w:lastColumn="0" w:lastRow="0" w:noHBand="0" w:noVBand="1" w:val="04A0"/>
       </w:tblPr>
       <w:tblGrid>
-        <w:gridCol w:w="617"/>
-        <w:gridCol w:w="617"/>
-        <w:gridCol w:w="617"/>
-        <w:gridCol w:w="617"/>
-        <w:gridCol w:w="617"/>
-        <w:gridCol w:w="617"/>
-        <w:gridCol w:w="617"/>
-        <w:gridCol w:w="617"/>
-        <w:gridCol w:w="617"/>
-        <w:gridCol w:w="617"/>
-        <w:gridCol w:w="617"/>
-        <w:gridCol w:w="617"/>
-        <w:gridCol w:w="617"/>
-        <w:gridCol w:w="617"/>
+        <w:gridCol w:w="960"/>
+        <w:gridCol w:w="960"/>
+        <w:gridCol w:w="960"/>
+        <w:gridCol w:w="960"/>
+        <w:gridCol w:w="960"/>
+        <w:gridCol w:w="960"/>
+        <w:gridCol w:w="960"/>
+        <w:gridCol w:w="960"/>
+        <w:gridCol w:w="960"/>
       </w:tblGrid>
       <w:tr>
         <w:tc>
           <w:tcPr>
-            <w:tcW w:type="dxa" w:w="617"/>
+            <w:tcW w:type="dxa" w:w="960"/>
           </w:tcPr>
           <w:p>
             <w:pPr>
@@ -3677,7 +3594,7 @@
         </w:tc>
         <w:tc>
           <w:tcPr>
-            <w:tcW w:type="dxa" w:w="617"/>
+            <w:tcW w:type="dxa" w:w="960"/>
           </w:tcPr>
           <w:p>
             <w:pPr>
@@ -3696,7 +3613,7 @@
         </w:tc>
         <w:tc>
           <w:tcPr>
-            <w:tcW w:type="dxa" w:w="617"/>
+            <w:tcW w:type="dxa" w:w="960"/>
           </w:tcPr>
           <w:p>
             <w:pPr>
@@ -3709,13 +3626,13 @@
                 <w:b/>
                 <w:sz w:val="16"/>
               </w:rPr>
-              <w:t>1</w:t>
+              <w:t>9월 1주</w:t>
             </w:r>
           </w:p>
         </w:tc>
         <w:tc>
           <w:tcPr>
-            <w:tcW w:type="dxa" w:w="617"/>
+            <w:tcW w:type="dxa" w:w="960"/>
           </w:tcPr>
           <w:p>
             <w:pPr>
@@ -3728,13 +3645,13 @@
                 <w:b/>
                 <w:sz w:val="16"/>
               </w:rPr>
-              <w:t>2</w:t>
+              <w:t>9월 2주</w:t>
             </w:r>
           </w:p>
         </w:tc>
         <w:tc>
           <w:tcPr>
-            <w:tcW w:type="dxa" w:w="617"/>
+            <w:tcW w:type="dxa" w:w="960"/>
           </w:tcPr>
           <w:p>
             <w:pPr>
@@ -3747,13 +3664,13 @@
                 <w:b/>
                 <w:sz w:val="16"/>
               </w:rPr>
-              <w:t>3</w:t>
+              <w:t>9월 3주</w:t>
             </w:r>
           </w:p>
         </w:tc>
         <w:tc>
           <w:tcPr>
-            <w:tcW w:type="dxa" w:w="617"/>
+            <w:tcW w:type="dxa" w:w="960"/>
           </w:tcPr>
           <w:p>
             <w:pPr>
@@ -3766,13 +3683,13 @@
                 <w:b/>
                 <w:sz w:val="16"/>
               </w:rPr>
-              <w:t>4</w:t>
+              <w:t>9월 4주</w:t>
             </w:r>
           </w:p>
         </w:tc>
         <w:tc>
           <w:tcPr>
-            <w:tcW w:type="dxa" w:w="617"/>
+            <w:tcW w:type="dxa" w:w="960"/>
           </w:tcPr>
           <w:p>
             <w:pPr>
@@ -3785,13 +3702,13 @@
                 <w:b/>
                 <w:sz w:val="16"/>
               </w:rPr>
-              <w:t>5</w:t>
+              <w:t>9월 5주</w:t>
             </w:r>
           </w:p>
         </w:tc>
         <w:tc>
           <w:tcPr>
-            <w:tcW w:type="dxa" w:w="617"/>
+            <w:tcW w:type="dxa" w:w="960"/>
           </w:tcPr>
           <w:p>
             <w:pPr>
@@ -3804,13 +3721,13 @@
                 <w:b/>
                 <w:sz w:val="16"/>
               </w:rPr>
-              <w:t>6</w:t>
+              <w:t>10월 2주</w:t>
             </w:r>
           </w:p>
         </w:tc>
         <w:tc>
           <w:tcPr>
-            <w:tcW w:type="dxa" w:w="617"/>
+            <w:tcW w:type="dxa" w:w="960"/>
           </w:tcPr>
           <w:p>
             <w:pPr>
@@ -3823,102 +3740,7 @@
                 <w:b/>
                 <w:sz w:val="16"/>
               </w:rPr>
-              <w:t>7</w:t>
-            </w:r>
-          </w:p>
-        </w:tc>
-        <w:tc>
-          <w:tcPr>
-            <w:tcW w:type="dxa" w:w="617"/>
-          </w:tcPr>
-          <w:p>
-            <w:pPr>
-              <w:jc w:val="center"/>
-            </w:pPr>
-            <w:r/>
-            <w:r>
-              <w:rPr>
-                <w:rFonts w:ascii="맑은 고딕" w:hAnsi="맑은 고딕" w:eastAsia="맑은 고딕"/>
-                <w:b/>
-                <w:sz w:val="16"/>
-              </w:rPr>
-              <w:t>8</w:t>
-            </w:r>
-          </w:p>
-        </w:tc>
-        <w:tc>
-          <w:tcPr>
-            <w:tcW w:type="dxa" w:w="617"/>
-          </w:tcPr>
-          <w:p>
-            <w:pPr>
-              <w:jc w:val="center"/>
-            </w:pPr>
-            <w:r/>
-            <w:r>
-              <w:rPr>
-                <w:rFonts w:ascii="맑은 고딕" w:hAnsi="맑은 고딕" w:eastAsia="맑은 고딕"/>
-                <w:b/>
-                <w:sz w:val="16"/>
-              </w:rPr>
-              <w:t>9</w:t>
-            </w:r>
-          </w:p>
-        </w:tc>
-        <w:tc>
-          <w:tcPr>
-            <w:tcW w:type="dxa" w:w="617"/>
-          </w:tcPr>
-          <w:p>
-            <w:pPr>
-              <w:jc w:val="center"/>
-            </w:pPr>
-            <w:r/>
-            <w:r>
-              <w:rPr>
-                <w:rFonts w:ascii="맑은 고딕" w:hAnsi="맑은 고딕" w:eastAsia="맑은 고딕"/>
-                <w:b/>
-                <w:sz w:val="16"/>
-              </w:rPr>
-              <w:t>10</w:t>
-            </w:r>
-          </w:p>
-        </w:tc>
-        <w:tc>
-          <w:tcPr>
-            <w:tcW w:type="dxa" w:w="617"/>
-          </w:tcPr>
-          <w:p>
-            <w:pPr>
-              <w:jc w:val="center"/>
-            </w:pPr>
-            <w:r/>
-            <w:r>
-              <w:rPr>
-                <w:rFonts w:ascii="맑은 고딕" w:hAnsi="맑은 고딕" w:eastAsia="맑은 고딕"/>
-                <w:b/>
-                <w:sz w:val="16"/>
-              </w:rPr>
-              <w:t>11</w:t>
-            </w:r>
-          </w:p>
-        </w:tc>
-        <w:tc>
-          <w:tcPr>
-            <w:tcW w:type="dxa" w:w="617"/>
-          </w:tcPr>
-          <w:p>
-            <w:pPr>
-              <w:jc w:val="center"/>
-            </w:pPr>
-            <w:r/>
-            <w:r>
-              <w:rPr>
-                <w:rFonts w:ascii="맑은 고딕" w:hAnsi="맑은 고딕" w:eastAsia="맑은 고딕"/>
-                <w:b/>
-                <w:sz w:val="16"/>
-              </w:rPr>
-              <w:t>12</w:t>
+              <w:t>10월 3주</w:t>
             </w:r>
           </w:p>
         </w:tc>
@@ -3926,7 +3748,7 @@
       <w:tr>
         <w:tc>
           <w:tcPr>
-            <w:tcW w:type="dxa" w:w="617"/>
+            <w:tcW w:type="dxa" w:w="960"/>
           </w:tcPr>
           <w:p>
             <w:r/>
@@ -3942,7 +3764,7 @@
         </w:tc>
         <w:tc>
           <w:tcPr>
-            <w:tcW w:type="dxa" w:w="617"/>
+            <w:tcW w:type="dxa" w:w="960"/>
           </w:tcPr>
           <w:p>
             <w:r/>
@@ -3958,7 +3780,7 @@
         </w:tc>
         <w:tc>
           <w:tcPr>
-            <w:tcW w:type="dxa" w:w="617"/>
+            <w:tcW w:type="dxa" w:w="960"/>
           </w:tcPr>
           <w:p>
             <w:pPr>
@@ -3971,12 +3793,13 @@
                 <w:b w:val="0"/>
                 <w:sz w:val="16"/>
               </w:rPr>
+              <w:t>●</w:t>
             </w:r>
           </w:p>
         </w:tc>
         <w:tc>
           <w:tcPr>
-            <w:tcW w:type="dxa" w:w="617"/>
+            <w:tcW w:type="dxa" w:w="960"/>
           </w:tcPr>
           <w:p>
             <w:pPr>
@@ -3989,12 +3812,13 @@
                 <w:b w:val="0"/>
                 <w:sz w:val="16"/>
               </w:rPr>
+              <w:t>●</w:t>
             </w:r>
           </w:p>
         </w:tc>
         <w:tc>
           <w:tcPr>
-            <w:tcW w:type="dxa" w:w="617"/>
+            <w:tcW w:type="dxa" w:w="960"/>
           </w:tcPr>
           <w:p>
             <w:pPr>
@@ -4007,12 +3831,13 @@
                 <w:b w:val="0"/>
                 <w:sz w:val="16"/>
               </w:rPr>
+              <w:t>●</w:t>
             </w:r>
           </w:p>
         </w:tc>
         <w:tc>
           <w:tcPr>
-            <w:tcW w:type="dxa" w:w="617"/>
+            <w:tcW w:type="dxa" w:w="960"/>
           </w:tcPr>
           <w:p>
             <w:pPr>
@@ -4025,12 +3850,13 @@
                 <w:b w:val="0"/>
                 <w:sz w:val="16"/>
               </w:rPr>
+              <w:t>●</w:t>
             </w:r>
           </w:p>
         </w:tc>
         <w:tc>
           <w:tcPr>
-            <w:tcW w:type="dxa" w:w="617"/>
+            <w:tcW w:type="dxa" w:w="960"/>
           </w:tcPr>
           <w:p>
             <w:pPr>
@@ -4043,12 +3869,13 @@
                 <w:b w:val="0"/>
                 <w:sz w:val="16"/>
               </w:rPr>
+              <w:t>○</w:t>
             </w:r>
           </w:p>
         </w:tc>
         <w:tc>
           <w:tcPr>
-            <w:tcW w:type="dxa" w:w="617"/>
+            <w:tcW w:type="dxa" w:w="960"/>
           </w:tcPr>
           <w:p>
             <w:pPr>
@@ -4061,12 +3888,13 @@
                 <w:b w:val="0"/>
                 <w:sz w:val="16"/>
               </w:rPr>
+              <w:t>○</w:t>
             </w:r>
           </w:p>
         </w:tc>
         <w:tc>
           <w:tcPr>
-            <w:tcW w:type="dxa" w:w="617"/>
+            <w:tcW w:type="dxa" w:w="960"/>
           </w:tcPr>
           <w:p>
             <w:pPr>
@@ -4079,98 +3907,7 @@
                 <w:b w:val="0"/>
                 <w:sz w:val="16"/>
               </w:rPr>
-            </w:r>
-          </w:p>
-        </w:tc>
-        <w:tc>
-          <w:tcPr>
-            <w:tcW w:type="dxa" w:w="617"/>
-          </w:tcPr>
-          <w:p>
-            <w:pPr>
-              <w:jc w:val="center"/>
-            </w:pPr>
-            <w:r/>
-            <w:r>
-              <w:rPr>
-                <w:rFonts w:ascii="맑은 고딕" w:hAnsi="맑은 고딕" w:eastAsia="맑은 고딕"/>
-                <w:b w:val="0"/>
-                <w:sz w:val="16"/>
-              </w:rPr>
-            </w:r>
-          </w:p>
-        </w:tc>
-        <w:tc>
-          <w:tcPr>
-            <w:tcW w:type="dxa" w:w="617"/>
-          </w:tcPr>
-          <w:p>
-            <w:pPr>
-              <w:jc w:val="center"/>
-            </w:pPr>
-            <w:r/>
-            <w:r>
-              <w:rPr>
-                <w:rFonts w:ascii="맑은 고딕" w:hAnsi="맑은 고딕" w:eastAsia="맑은 고딕"/>
-                <w:b w:val="0"/>
-                <w:sz w:val="16"/>
-              </w:rPr>
-              <w:t>●</w:t>
-            </w:r>
-          </w:p>
-        </w:tc>
-        <w:tc>
-          <w:tcPr>
-            <w:tcW w:type="dxa" w:w="617"/>
-          </w:tcPr>
-          <w:p>
-            <w:pPr>
-              <w:jc w:val="center"/>
-            </w:pPr>
-            <w:r/>
-            <w:r>
-              <w:rPr>
-                <w:rFonts w:ascii="맑은 고딕" w:hAnsi="맑은 고딕" w:eastAsia="맑은 고딕"/>
-                <w:b w:val="0"/>
-                <w:sz w:val="16"/>
-              </w:rPr>
-              <w:t>●</w:t>
-            </w:r>
-          </w:p>
-        </w:tc>
-        <w:tc>
-          <w:tcPr>
-            <w:tcW w:type="dxa" w:w="617"/>
-          </w:tcPr>
-          <w:p>
-            <w:pPr>
-              <w:jc w:val="center"/>
-            </w:pPr>
-            <w:r/>
-            <w:r>
-              <w:rPr>
-                <w:rFonts w:ascii="맑은 고딕" w:hAnsi="맑은 고딕" w:eastAsia="맑은 고딕"/>
-                <w:b w:val="0"/>
-                <w:sz w:val="16"/>
-              </w:rPr>
-            </w:r>
-          </w:p>
-        </w:tc>
-        <w:tc>
-          <w:tcPr>
-            <w:tcW w:type="dxa" w:w="617"/>
-          </w:tcPr>
-          <w:p>
-            <w:pPr>
-              <w:jc w:val="center"/>
-            </w:pPr>
-            <w:r/>
-            <w:r>
-              <w:rPr>
-                <w:rFonts w:ascii="맑은 고딕" w:hAnsi="맑은 고딕" w:eastAsia="맑은 고딕"/>
-                <w:b w:val="0"/>
-                <w:sz w:val="16"/>
-              </w:rPr>
+              <w:t>○</w:t>
             </w:r>
           </w:p>
         </w:tc>
@@ -4178,7 +3915,7 @@
       <w:tr>
         <w:tc>
           <w:tcPr>
-            <w:tcW w:type="dxa" w:w="617"/>
+            <w:tcW w:type="dxa" w:w="960"/>
           </w:tcPr>
           <w:p>
             <w:r/>
@@ -4188,13 +3925,13 @@
                 <w:b w:val="0"/>
                 <w:sz w:val="16"/>
               </w:rPr>
-              <w:t>기존 제품 정밀 분석</w:t>
+              <w:t>기존 제품 정밀 분석 (리뷰 수집·LDA)</w:t>
             </w:r>
           </w:p>
         </w:tc>
         <w:tc>
           <w:tcPr>
-            <w:tcW w:type="dxa" w:w="617"/>
+            <w:tcW w:type="dxa" w:w="960"/>
           </w:tcPr>
           <w:p>
             <w:r/>
@@ -4210,7 +3947,7 @@
         </w:tc>
         <w:tc>
           <w:tcPr>
-            <w:tcW w:type="dxa" w:w="617"/>
+            <w:tcW w:type="dxa" w:w="960"/>
           </w:tcPr>
           <w:p>
             <w:pPr>
@@ -4223,12 +3960,13 @@
                 <w:b w:val="0"/>
                 <w:sz w:val="16"/>
               </w:rPr>
+              <w:t>●</w:t>
             </w:r>
           </w:p>
         </w:tc>
         <w:tc>
           <w:tcPr>
-            <w:tcW w:type="dxa" w:w="617"/>
+            <w:tcW w:type="dxa" w:w="960"/>
           </w:tcPr>
           <w:p>
             <w:pPr>
@@ -4246,7 +3984,7 @@
         </w:tc>
         <w:tc>
           <w:tcPr>
-            <w:tcW w:type="dxa" w:w="617"/>
+            <w:tcW w:type="dxa" w:w="960"/>
           </w:tcPr>
           <w:p>
             <w:pPr>
@@ -4259,12 +3997,13 @@
                 <w:b w:val="0"/>
                 <w:sz w:val="16"/>
               </w:rPr>
+              <w:t>●</w:t>
             </w:r>
           </w:p>
         </w:tc>
         <w:tc>
           <w:tcPr>
-            <w:tcW w:type="dxa" w:w="617"/>
+            <w:tcW w:type="dxa" w:w="960"/>
           </w:tcPr>
           <w:p>
             <w:pPr>
@@ -4282,7 +4021,7 @@
         </w:tc>
         <w:tc>
           <w:tcPr>
-            <w:tcW w:type="dxa" w:w="617"/>
+            <w:tcW w:type="dxa" w:w="960"/>
           </w:tcPr>
           <w:p>
             <w:pPr>
@@ -4300,7 +4039,7 @@
         </w:tc>
         <w:tc>
           <w:tcPr>
-            <w:tcW w:type="dxa" w:w="617"/>
+            <w:tcW w:type="dxa" w:w="960"/>
           </w:tcPr>
           <w:p>
             <w:pPr>
@@ -4318,98 +4057,7 @@
         </w:tc>
         <w:tc>
           <w:tcPr>
-            <w:tcW w:type="dxa" w:w="617"/>
-          </w:tcPr>
-          <w:p>
-            <w:pPr>
-              <w:jc w:val="center"/>
-            </w:pPr>
-            <w:r/>
-            <w:r>
-              <w:rPr>
-                <w:rFonts w:ascii="맑은 고딕" w:hAnsi="맑은 고딕" w:eastAsia="맑은 고딕"/>
-                <w:b w:val="0"/>
-                <w:sz w:val="16"/>
-              </w:rPr>
-            </w:r>
-          </w:p>
-        </w:tc>
-        <w:tc>
-          <w:tcPr>
-            <w:tcW w:type="dxa" w:w="617"/>
-          </w:tcPr>
-          <w:p>
-            <w:pPr>
-              <w:jc w:val="center"/>
-            </w:pPr>
-            <w:r/>
-            <w:r>
-              <w:rPr>
-                <w:rFonts w:ascii="맑은 고딕" w:hAnsi="맑은 고딕" w:eastAsia="맑은 고딕"/>
-                <w:b w:val="0"/>
-                <w:sz w:val="16"/>
-              </w:rPr>
-            </w:r>
-          </w:p>
-        </w:tc>
-        <w:tc>
-          <w:tcPr>
-            <w:tcW w:type="dxa" w:w="617"/>
-          </w:tcPr>
-          <w:p>
-            <w:pPr>
-              <w:jc w:val="center"/>
-            </w:pPr>
-            <w:r/>
-            <w:r>
-              <w:rPr>
-                <w:rFonts w:ascii="맑은 고딕" w:hAnsi="맑은 고딕" w:eastAsia="맑은 고딕"/>
-                <w:b w:val="0"/>
-                <w:sz w:val="16"/>
-              </w:rPr>
-              <w:t>●</w:t>
-            </w:r>
-          </w:p>
-        </w:tc>
-        <w:tc>
-          <w:tcPr>
-            <w:tcW w:type="dxa" w:w="617"/>
-          </w:tcPr>
-          <w:p>
-            <w:pPr>
-              <w:jc w:val="center"/>
-            </w:pPr>
-            <w:r/>
-            <w:r>
-              <w:rPr>
-                <w:rFonts w:ascii="맑은 고딕" w:hAnsi="맑은 고딕" w:eastAsia="맑은 고딕"/>
-                <w:b w:val="0"/>
-                <w:sz w:val="16"/>
-              </w:rPr>
-            </w:r>
-          </w:p>
-        </w:tc>
-        <w:tc>
-          <w:tcPr>
-            <w:tcW w:type="dxa" w:w="617"/>
-          </w:tcPr>
-          <w:p>
-            <w:pPr>
-              <w:jc w:val="center"/>
-            </w:pPr>
-            <w:r/>
-            <w:r>
-              <w:rPr>
-                <w:rFonts w:ascii="맑은 고딕" w:hAnsi="맑은 고딕" w:eastAsia="맑은 고딕"/>
-                <w:b w:val="0"/>
-                <w:sz w:val="16"/>
-              </w:rPr>
-            </w:r>
-          </w:p>
-        </w:tc>
-        <w:tc>
-          <w:tcPr>
-            <w:tcW w:type="dxa" w:w="617"/>
+            <w:tcW w:type="dxa" w:w="960"/>
           </w:tcPr>
           <w:p>
             <w:pPr>
@@ -4429,7 +4077,7 @@
       <w:tr>
         <w:tc>
           <w:tcPr>
-            <w:tcW w:type="dxa" w:w="617"/>
+            <w:tcW w:type="dxa" w:w="960"/>
           </w:tcPr>
           <w:p>
             <w:r/>
@@ -4439,13 +4087,13 @@
                 <w:b w:val="0"/>
                 <w:sz w:val="16"/>
               </w:rPr>
-              <w:t>시제품 설계</w:t>
+              <w:t>시제품 자재 수집 (공공데이터)</w:t>
             </w:r>
           </w:p>
         </w:tc>
         <w:tc>
           <w:tcPr>
-            <w:tcW w:type="dxa" w:w="617"/>
+            <w:tcW w:type="dxa" w:w="960"/>
           </w:tcPr>
           <w:p>
             <w:r/>
@@ -4455,13 +4103,13 @@
                 <w:b w:val="0"/>
                 <w:sz w:val="16"/>
               </w:rPr>
-              <w:t>조성종, 류제형</w:t>
+              <w:t>이영훈, 김강민</w:t>
             </w:r>
           </w:p>
         </w:tc>
         <w:tc>
           <w:tcPr>
-            <w:tcW w:type="dxa" w:w="617"/>
+            <w:tcW w:type="dxa" w:w="960"/>
           </w:tcPr>
           <w:p>
             <w:pPr>
@@ -4474,12 +4122,13 @@
                 <w:b w:val="0"/>
                 <w:sz w:val="16"/>
               </w:rPr>
+              <w:t>●</w:t>
             </w:r>
           </w:p>
         </w:tc>
         <w:tc>
           <w:tcPr>
-            <w:tcW w:type="dxa" w:w="617"/>
+            <w:tcW w:type="dxa" w:w="960"/>
           </w:tcPr>
           <w:p>
             <w:pPr>
@@ -4492,12 +4141,13 @@
                 <w:b w:val="0"/>
                 <w:sz w:val="16"/>
               </w:rPr>
+              <w:t>●</w:t>
             </w:r>
           </w:p>
         </w:tc>
         <w:tc>
           <w:tcPr>
-            <w:tcW w:type="dxa" w:w="617"/>
+            <w:tcW w:type="dxa" w:w="960"/>
           </w:tcPr>
           <w:p>
             <w:pPr>
@@ -4515,7 +4165,7 @@
         </w:tc>
         <w:tc>
           <w:tcPr>
-            <w:tcW w:type="dxa" w:w="617"/>
+            <w:tcW w:type="dxa" w:w="960"/>
           </w:tcPr>
           <w:p>
             <w:pPr>
@@ -4533,7 +4183,7 @@
         </w:tc>
         <w:tc>
           <w:tcPr>
-            <w:tcW w:type="dxa" w:w="617"/>
+            <w:tcW w:type="dxa" w:w="960"/>
           </w:tcPr>
           <w:p>
             <w:pPr>
@@ -4551,7 +4201,7 @@
         </w:tc>
         <w:tc>
           <w:tcPr>
-            <w:tcW w:type="dxa" w:w="617"/>
+            <w:tcW w:type="dxa" w:w="960"/>
           </w:tcPr>
           <w:p>
             <w:pPr>
@@ -4569,98 +4219,7 @@
         </w:tc>
         <w:tc>
           <w:tcPr>
-            <w:tcW w:type="dxa" w:w="617"/>
-          </w:tcPr>
-          <w:p>
-            <w:pPr>
-              <w:jc w:val="center"/>
-            </w:pPr>
-            <w:r/>
-            <w:r>
-              <w:rPr>
-                <w:rFonts w:ascii="맑은 고딕" w:hAnsi="맑은 고딕" w:eastAsia="맑은 고딕"/>
-                <w:b w:val="0"/>
-                <w:sz w:val="16"/>
-              </w:rPr>
-            </w:r>
-          </w:p>
-        </w:tc>
-        <w:tc>
-          <w:tcPr>
-            <w:tcW w:type="dxa" w:w="617"/>
-          </w:tcPr>
-          <w:p>
-            <w:pPr>
-              <w:jc w:val="center"/>
-            </w:pPr>
-            <w:r/>
-            <w:r>
-              <w:rPr>
-                <w:rFonts w:ascii="맑은 고딕" w:hAnsi="맑은 고딕" w:eastAsia="맑은 고딕"/>
-                <w:b w:val="0"/>
-                <w:sz w:val="16"/>
-              </w:rPr>
-            </w:r>
-          </w:p>
-        </w:tc>
-        <w:tc>
-          <w:tcPr>
-            <w:tcW w:type="dxa" w:w="617"/>
-          </w:tcPr>
-          <w:p>
-            <w:pPr>
-              <w:jc w:val="center"/>
-            </w:pPr>
-            <w:r/>
-            <w:r>
-              <w:rPr>
-                <w:rFonts w:ascii="맑은 고딕" w:hAnsi="맑은 고딕" w:eastAsia="맑은 고딕"/>
-                <w:b w:val="0"/>
-                <w:sz w:val="16"/>
-              </w:rPr>
-              <w:t>●</w:t>
-            </w:r>
-          </w:p>
-        </w:tc>
-        <w:tc>
-          <w:tcPr>
-            <w:tcW w:type="dxa" w:w="617"/>
-          </w:tcPr>
-          <w:p>
-            <w:pPr>
-              <w:jc w:val="center"/>
-            </w:pPr>
-            <w:r/>
-            <w:r>
-              <w:rPr>
-                <w:rFonts w:ascii="맑은 고딕" w:hAnsi="맑은 고딕" w:eastAsia="맑은 고딕"/>
-                <w:b w:val="0"/>
-                <w:sz w:val="16"/>
-              </w:rPr>
-            </w:r>
-          </w:p>
-        </w:tc>
-        <w:tc>
-          <w:tcPr>
-            <w:tcW w:type="dxa" w:w="617"/>
-          </w:tcPr>
-          <w:p>
-            <w:pPr>
-              <w:jc w:val="center"/>
-            </w:pPr>
-            <w:r/>
-            <w:r>
-              <w:rPr>
-                <w:rFonts w:ascii="맑은 고딕" w:hAnsi="맑은 고딕" w:eastAsia="맑은 고딕"/>
-                <w:b w:val="0"/>
-                <w:sz w:val="16"/>
-              </w:rPr>
-            </w:r>
-          </w:p>
-        </w:tc>
-        <w:tc>
-          <w:tcPr>
-            <w:tcW w:type="dxa" w:w="617"/>
+            <w:tcW w:type="dxa" w:w="960"/>
           </w:tcPr>
           <w:p>
             <w:pPr>
@@ -4680,7 +4239,7 @@
       <w:tr>
         <w:tc>
           <w:tcPr>
-            <w:tcW w:type="dxa" w:w="617"/>
+            <w:tcW w:type="dxa" w:w="960"/>
           </w:tcPr>
           <w:p>
             <w:r/>
@@ -4690,13 +4249,13 @@
                 <w:b w:val="0"/>
                 <w:sz w:val="16"/>
               </w:rPr>
-              <w:t>시제품 자재 수집</w:t>
+              <w:t>시제품 설계 (화면)</w:t>
             </w:r>
           </w:p>
         </w:tc>
         <w:tc>
           <w:tcPr>
-            <w:tcW w:type="dxa" w:w="617"/>
+            <w:tcW w:type="dxa" w:w="960"/>
           </w:tcPr>
           <w:p>
             <w:r/>
@@ -4706,13 +4265,13 @@
                 <w:b w:val="0"/>
                 <w:sz w:val="16"/>
               </w:rPr>
-              <w:t>이영훈, 김강민</w:t>
+              <w:t>조성종, 류제형</w:t>
             </w:r>
           </w:p>
         </w:tc>
         <w:tc>
           <w:tcPr>
-            <w:tcW w:type="dxa" w:w="617"/>
+            <w:tcW w:type="dxa" w:w="960"/>
           </w:tcPr>
           <w:p>
             <w:pPr>
@@ -4725,12 +4284,13 @@
                 <w:b w:val="0"/>
                 <w:sz w:val="16"/>
               </w:rPr>
+              <w:t>●</w:t>
             </w:r>
           </w:p>
         </w:tc>
         <w:tc>
           <w:tcPr>
-            <w:tcW w:type="dxa" w:w="617"/>
+            <w:tcW w:type="dxa" w:w="960"/>
           </w:tcPr>
           <w:p>
             <w:pPr>
@@ -4748,7 +4308,7 @@
         </w:tc>
         <w:tc>
           <w:tcPr>
-            <w:tcW w:type="dxa" w:w="617"/>
+            <w:tcW w:type="dxa" w:w="960"/>
           </w:tcPr>
           <w:p>
             <w:pPr>
@@ -4761,12 +4321,13 @@
                 <w:b w:val="0"/>
                 <w:sz w:val="16"/>
               </w:rPr>
+              <w:t>●</w:t>
             </w:r>
           </w:p>
         </w:tc>
         <w:tc>
           <w:tcPr>
-            <w:tcW w:type="dxa" w:w="617"/>
+            <w:tcW w:type="dxa" w:w="960"/>
           </w:tcPr>
           <w:p>
             <w:pPr>
@@ -4779,12 +4340,13 @@
                 <w:b w:val="0"/>
                 <w:sz w:val="16"/>
               </w:rPr>
+              <w:t>●</w:t>
             </w:r>
           </w:p>
         </w:tc>
         <w:tc>
           <w:tcPr>
-            <w:tcW w:type="dxa" w:w="617"/>
+            <w:tcW w:type="dxa" w:w="960"/>
           </w:tcPr>
           <w:p>
             <w:pPr>
@@ -4802,7 +4364,7 @@
         </w:tc>
         <w:tc>
           <w:tcPr>
-            <w:tcW w:type="dxa" w:w="617"/>
+            <w:tcW w:type="dxa" w:w="960"/>
           </w:tcPr>
           <w:p>
             <w:pPr>
@@ -4820,99 +4382,7 @@
         </w:tc>
         <w:tc>
           <w:tcPr>
-            <w:tcW w:type="dxa" w:w="617"/>
-          </w:tcPr>
-          <w:p>
-            <w:pPr>
-              <w:jc w:val="center"/>
-            </w:pPr>
-            <w:r/>
-            <w:r>
-              <w:rPr>
-                <w:rFonts w:ascii="맑은 고딕" w:hAnsi="맑은 고딕" w:eastAsia="맑은 고딕"/>
-                <w:b w:val="0"/>
-                <w:sz w:val="16"/>
-              </w:rPr>
-            </w:r>
-          </w:p>
-        </w:tc>
-        <w:tc>
-          <w:tcPr>
-            <w:tcW w:type="dxa" w:w="617"/>
-          </w:tcPr>
-          <w:p>
-            <w:pPr>
-              <w:jc w:val="center"/>
-            </w:pPr>
-            <w:r/>
-            <w:r>
-              <w:rPr>
-                <w:rFonts w:ascii="맑은 고딕" w:hAnsi="맑은 고딕" w:eastAsia="맑은 고딕"/>
-                <w:b w:val="0"/>
-                <w:sz w:val="16"/>
-              </w:rPr>
-            </w:r>
-          </w:p>
-        </w:tc>
-        <w:tc>
-          <w:tcPr>
-            <w:tcW w:type="dxa" w:w="617"/>
-          </w:tcPr>
-          <w:p>
-            <w:pPr>
-              <w:jc w:val="center"/>
-            </w:pPr>
-            <w:r/>
-            <w:r>
-              <w:rPr>
-                <w:rFonts w:ascii="맑은 고딕" w:hAnsi="맑은 고딕" w:eastAsia="맑은 고딕"/>
-                <w:b w:val="0"/>
-                <w:sz w:val="16"/>
-              </w:rPr>
-              <w:t>●</w:t>
-            </w:r>
-          </w:p>
-        </w:tc>
-        <w:tc>
-          <w:tcPr>
-            <w:tcW w:type="dxa" w:w="617"/>
-          </w:tcPr>
-          <w:p>
-            <w:pPr>
-              <w:jc w:val="center"/>
-            </w:pPr>
-            <w:r/>
-            <w:r>
-              <w:rPr>
-                <w:rFonts w:ascii="맑은 고딕" w:hAnsi="맑은 고딕" w:eastAsia="맑은 고딕"/>
-                <w:b w:val="0"/>
-                <w:sz w:val="16"/>
-              </w:rPr>
-              <w:t>●</w:t>
-            </w:r>
-          </w:p>
-        </w:tc>
-        <w:tc>
-          <w:tcPr>
-            <w:tcW w:type="dxa" w:w="617"/>
-          </w:tcPr>
-          <w:p>
-            <w:pPr>
-              <w:jc w:val="center"/>
-            </w:pPr>
-            <w:r/>
-            <w:r>
-              <w:rPr>
-                <w:rFonts w:ascii="맑은 고딕" w:hAnsi="맑은 고딕" w:eastAsia="맑은 고딕"/>
-                <w:b w:val="0"/>
-                <w:sz w:val="16"/>
-              </w:rPr>
-            </w:r>
-          </w:p>
-        </w:tc>
-        <w:tc>
-          <w:tcPr>
-            <w:tcW w:type="dxa" w:w="617"/>
+            <w:tcW w:type="dxa" w:w="960"/>
           </w:tcPr>
           <w:p>
             <w:pPr>
@@ -4932,7 +4402,7 @@
       <w:tr>
         <w:tc>
           <w:tcPr>
-            <w:tcW w:type="dxa" w:w="617"/>
+            <w:tcW w:type="dxa" w:w="960"/>
           </w:tcPr>
           <w:p>
             <w:r/>
@@ -4942,13 +4412,13 @@
                 <w:b w:val="0"/>
                 <w:sz w:val="16"/>
               </w:rPr>
-              <w:t>시제품 제작</w:t>
+              <w:t>핵심기능 개발</w:t>
             </w:r>
           </w:p>
         </w:tc>
         <w:tc>
           <w:tcPr>
-            <w:tcW w:type="dxa" w:w="617"/>
+            <w:tcW w:type="dxa" w:w="960"/>
           </w:tcPr>
           <w:p>
             <w:r/>
@@ -4964,7 +4434,7 @@
         </w:tc>
         <w:tc>
           <w:tcPr>
-            <w:tcW w:type="dxa" w:w="617"/>
+            <w:tcW w:type="dxa" w:w="960"/>
           </w:tcPr>
           <w:p>
             <w:pPr>
@@ -4977,12 +4447,13 @@
                 <w:b w:val="0"/>
                 <w:sz w:val="16"/>
               </w:rPr>
+              <w:t>●</w:t>
             </w:r>
           </w:p>
         </w:tc>
         <w:tc>
           <w:tcPr>
-            <w:tcW w:type="dxa" w:w="617"/>
+            <w:tcW w:type="dxa" w:w="960"/>
           </w:tcPr>
           <w:p>
             <w:pPr>
@@ -4995,12 +4466,13 @@
                 <w:b w:val="0"/>
                 <w:sz w:val="16"/>
               </w:rPr>
+              <w:t>●</w:t>
             </w:r>
           </w:p>
         </w:tc>
         <w:tc>
           <w:tcPr>
-            <w:tcW w:type="dxa" w:w="617"/>
+            <w:tcW w:type="dxa" w:w="960"/>
           </w:tcPr>
           <w:p>
             <w:pPr>
@@ -5013,12 +4485,13 @@
                 <w:b w:val="0"/>
                 <w:sz w:val="16"/>
               </w:rPr>
+              <w:t>●</w:t>
             </w:r>
           </w:p>
         </w:tc>
         <w:tc>
           <w:tcPr>
-            <w:tcW w:type="dxa" w:w="617"/>
+            <w:tcW w:type="dxa" w:w="960"/>
           </w:tcPr>
           <w:p>
             <w:pPr>
@@ -5036,7 +4509,7 @@
         </w:tc>
         <w:tc>
           <w:tcPr>
-            <w:tcW w:type="dxa" w:w="617"/>
+            <w:tcW w:type="dxa" w:w="960"/>
           </w:tcPr>
           <w:p>
             <w:pPr>
@@ -5049,12 +4522,13 @@
                 <w:b w:val="0"/>
                 <w:sz w:val="16"/>
               </w:rPr>
+              <w:t>○</w:t>
             </w:r>
           </w:p>
         </w:tc>
         <w:tc>
           <w:tcPr>
-            <w:tcW w:type="dxa" w:w="617"/>
+            <w:tcW w:type="dxa" w:w="960"/>
           </w:tcPr>
           <w:p>
             <w:pPr>
@@ -5067,104 +4541,13 @@
                 <w:b w:val="0"/>
                 <w:sz w:val="16"/>
               </w:rPr>
+              <w:t>○</w:t>
             </w:r>
           </w:p>
         </w:tc>
         <w:tc>
           <w:tcPr>
-            <w:tcW w:type="dxa" w:w="617"/>
-          </w:tcPr>
-          <w:p>
-            <w:pPr>
-              <w:jc w:val="center"/>
-            </w:pPr>
-            <w:r/>
-            <w:r>
-              <w:rPr>
-                <w:rFonts w:ascii="맑은 고딕" w:hAnsi="맑은 고딕" w:eastAsia="맑은 고딕"/>
-                <w:b w:val="0"/>
-                <w:sz w:val="16"/>
-              </w:rPr>
-            </w:r>
-          </w:p>
-        </w:tc>
-        <w:tc>
-          <w:tcPr>
-            <w:tcW w:type="dxa" w:w="617"/>
-          </w:tcPr>
-          <w:p>
-            <w:pPr>
-              <w:jc w:val="center"/>
-            </w:pPr>
-            <w:r/>
-            <w:r>
-              <w:rPr>
-                <w:rFonts w:ascii="맑은 고딕" w:hAnsi="맑은 고딕" w:eastAsia="맑은 고딕"/>
-                <w:b w:val="0"/>
-                <w:sz w:val="16"/>
-              </w:rPr>
-            </w:r>
-          </w:p>
-        </w:tc>
-        <w:tc>
-          <w:tcPr>
-            <w:tcW w:type="dxa" w:w="617"/>
-          </w:tcPr>
-          <w:p>
-            <w:pPr>
-              <w:jc w:val="center"/>
-            </w:pPr>
-            <w:r/>
-            <w:r>
-              <w:rPr>
-                <w:rFonts w:ascii="맑은 고딕" w:hAnsi="맑은 고딕" w:eastAsia="맑은 고딕"/>
-                <w:b w:val="0"/>
-                <w:sz w:val="16"/>
-              </w:rPr>
-              <w:t>●</w:t>
-            </w:r>
-          </w:p>
-        </w:tc>
-        <w:tc>
-          <w:tcPr>
-            <w:tcW w:type="dxa" w:w="617"/>
-          </w:tcPr>
-          <w:p>
-            <w:pPr>
-              <w:jc w:val="center"/>
-            </w:pPr>
-            <w:r/>
-            <w:r>
-              <w:rPr>
-                <w:rFonts w:ascii="맑은 고딕" w:hAnsi="맑은 고딕" w:eastAsia="맑은 고딕"/>
-                <w:b w:val="0"/>
-                <w:sz w:val="16"/>
-              </w:rPr>
-              <w:t>●</w:t>
-            </w:r>
-          </w:p>
-        </w:tc>
-        <w:tc>
-          <w:tcPr>
-            <w:tcW w:type="dxa" w:w="617"/>
-          </w:tcPr>
-          <w:p>
-            <w:pPr>
-              <w:jc w:val="center"/>
-            </w:pPr>
-            <w:r/>
-            <w:r>
-              <w:rPr>
-                <w:rFonts w:ascii="맑은 고딕" w:hAnsi="맑은 고딕" w:eastAsia="맑은 고딕"/>
-                <w:b w:val="0"/>
-                <w:sz w:val="16"/>
-              </w:rPr>
-            </w:r>
-          </w:p>
-        </w:tc>
-        <w:tc>
-          <w:tcPr>
-            <w:tcW w:type="dxa" w:w="617"/>
+            <w:tcW w:type="dxa" w:w="960"/>
           </w:tcPr>
           <w:p>
             <w:pPr>
@@ -5184,7 +4567,7 @@
       <w:tr>
         <w:tc>
           <w:tcPr>
-            <w:tcW w:type="dxa" w:w="617"/>
+            <w:tcW w:type="dxa" w:w="960"/>
           </w:tcPr>
           <w:p>
             <w:r/>
@@ -5194,13 +4577,13 @@
                 <w:b w:val="0"/>
                 <w:sz w:val="16"/>
               </w:rPr>
-              <w:t>시제품 완성 및 시연</w:t>
+              <w:t>부기능 개발</w:t>
             </w:r>
           </w:p>
         </w:tc>
         <w:tc>
           <w:tcPr>
-            <w:tcW w:type="dxa" w:w="617"/>
+            <w:tcW w:type="dxa" w:w="960"/>
           </w:tcPr>
           <w:p>
             <w:r/>
@@ -5210,13 +4593,13 @@
                 <w:b w:val="0"/>
                 <w:sz w:val="16"/>
               </w:rPr>
-              <w:t>박찬균 (전원)</w:t>
+              <w:t>이영훈, 조성종</w:t>
             </w:r>
           </w:p>
         </w:tc>
         <w:tc>
           <w:tcPr>
-            <w:tcW w:type="dxa" w:w="617"/>
+            <w:tcW w:type="dxa" w:w="960"/>
           </w:tcPr>
           <w:p>
             <w:pPr>
@@ -5234,7 +4617,7 @@
         </w:tc>
         <w:tc>
           <w:tcPr>
-            <w:tcW w:type="dxa" w:w="617"/>
+            <w:tcW w:type="dxa" w:w="960"/>
           </w:tcPr>
           <w:p>
             <w:pPr>
@@ -5247,12 +4630,13 @@
                 <w:b w:val="0"/>
                 <w:sz w:val="16"/>
               </w:rPr>
+              <w:t>●</w:t>
             </w:r>
           </w:p>
         </w:tc>
         <w:tc>
           <w:tcPr>
-            <w:tcW w:type="dxa" w:w="617"/>
+            <w:tcW w:type="dxa" w:w="960"/>
           </w:tcPr>
           <w:p>
             <w:pPr>
@@ -5265,12 +4649,13 @@
                 <w:b w:val="0"/>
                 <w:sz w:val="16"/>
               </w:rPr>
+              <w:t>●</w:t>
             </w:r>
           </w:p>
         </w:tc>
         <w:tc>
           <w:tcPr>
-            <w:tcW w:type="dxa" w:w="617"/>
+            <w:tcW w:type="dxa" w:w="960"/>
           </w:tcPr>
           <w:p>
             <w:pPr>
@@ -5288,7 +4673,7 @@
         </w:tc>
         <w:tc>
           <w:tcPr>
-            <w:tcW w:type="dxa" w:w="617"/>
+            <w:tcW w:type="dxa" w:w="960"/>
           </w:tcPr>
           <w:p>
             <w:pPr>
@@ -5306,7 +4691,7 @@
         </w:tc>
         <w:tc>
           <w:tcPr>
-            <w:tcW w:type="dxa" w:w="617"/>
+            <w:tcW w:type="dxa" w:w="960"/>
           </w:tcPr>
           <w:p>
             <w:pPr>
@@ -5319,12 +4704,13 @@
                 <w:b w:val="0"/>
                 <w:sz w:val="16"/>
               </w:rPr>
+              <w:t>○</w:t>
             </w:r>
           </w:p>
         </w:tc>
         <w:tc>
           <w:tcPr>
-            <w:tcW w:type="dxa" w:w="617"/>
+            <w:tcW w:type="dxa" w:w="960"/>
           </w:tcPr>
           <w:p>
             <w:pPr>
@@ -5337,12 +4723,30 @@
                 <w:b w:val="0"/>
                 <w:sz w:val="16"/>
               </w:rPr>
+            </w:r>
+          </w:p>
+        </w:tc>
+      </w:tr>
+      <w:tr>
+        <w:tc>
+          <w:tcPr>
+            <w:tcW w:type="dxa" w:w="960"/>
+          </w:tcPr>
+          <w:p>
+            <w:r/>
+            <w:r>
+              <w:rPr>
+                <w:rFonts w:ascii="맑은 고딕" w:hAnsi="맑은 고딕" w:eastAsia="맑은 고딕"/>
+                <w:b w:val="0"/>
+                <w:sz w:val="16"/>
+              </w:rPr>
+              <w:t>후순위 부기능 (예약·상세 연결)</w:t>
             </w:r>
           </w:p>
         </w:tc>
         <w:tc>
           <w:tcPr>
-            <w:tcW w:type="dxa" w:w="617"/>
+            <w:tcW w:type="dxa" w:w="960"/>
           </w:tcPr>
           <w:p>
             <w:pPr>
@@ -5355,12 +4759,13 @@
                 <w:b w:val="0"/>
                 <w:sz w:val="16"/>
               </w:rPr>
+              <w:t>이영훈</w:t>
             </w:r>
           </w:p>
         </w:tc>
         <w:tc>
           <w:tcPr>
-            <w:tcW w:type="dxa" w:w="617"/>
+            <w:tcW w:type="dxa" w:w="960"/>
           </w:tcPr>
           <w:p>
             <w:pPr>
@@ -5373,12 +4778,13 @@
                 <w:b w:val="0"/>
                 <w:sz w:val="16"/>
               </w:rPr>
+              <w:t>●</w:t>
             </w:r>
           </w:p>
         </w:tc>
         <w:tc>
           <w:tcPr>
-            <w:tcW w:type="dxa" w:w="617"/>
+            <w:tcW w:type="dxa" w:w="960"/>
           </w:tcPr>
           <w:p>
             <w:pPr>
@@ -5391,13 +4797,12 @@
                 <w:b w:val="0"/>
                 <w:sz w:val="16"/>
               </w:rPr>
-              <w:t>●</w:t>
             </w:r>
           </w:p>
         </w:tc>
         <w:tc>
           <w:tcPr>
-            <w:tcW w:type="dxa" w:w="617"/>
+            <w:tcW w:type="dxa" w:w="960"/>
           </w:tcPr>
           <w:p>
             <w:pPr>
@@ -5415,7 +4820,7 @@
         </w:tc>
         <w:tc>
           <w:tcPr>
-            <w:tcW w:type="dxa" w:w="617"/>
+            <w:tcW w:type="dxa" w:w="960"/>
           </w:tcPr>
           <w:p>
             <w:pPr>
@@ -5428,12 +4833,569 @@
                 <w:b w:val="0"/>
                 <w:sz w:val="16"/>
               </w:rPr>
+            </w:r>
+          </w:p>
+        </w:tc>
+        <w:tc>
+          <w:tcPr>
+            <w:tcW w:type="dxa" w:w="960"/>
+          </w:tcPr>
+          <w:p>
+            <w:pPr>
+              <w:jc w:val="center"/>
+            </w:pPr>
+            <w:r/>
+            <w:r>
+              <w:rPr>
+                <w:rFonts w:ascii="맑은 고딕" w:hAnsi="맑은 고딕" w:eastAsia="맑은 고딕"/>
+                <w:b w:val="0"/>
+                <w:sz w:val="16"/>
+              </w:rPr>
+            </w:r>
+          </w:p>
+        </w:tc>
+        <w:tc>
+          <w:tcPr>
+            <w:tcW w:type="dxa" w:w="960"/>
+          </w:tcPr>
+          <w:p>
+            <w:pPr>
+              <w:jc w:val="center"/>
+            </w:pPr>
+            <w:r/>
+            <w:r>
+              <w:rPr>
+                <w:rFonts w:ascii="맑은 고딕" w:hAnsi="맑은 고딕" w:eastAsia="맑은 고딕"/>
+                <w:b w:val="0"/>
+                <w:sz w:val="16"/>
+              </w:rPr>
+            </w:r>
+          </w:p>
+        </w:tc>
+        <w:tc>
+          <w:tcPr>
+            <w:tcW w:type="dxa" w:w="960"/>
+          </w:tcPr>
+          <w:p>
+            <w:pPr>
+              <w:jc w:val="center"/>
+            </w:pPr>
+            <w:r/>
+            <w:r>
+              <w:rPr>
+                <w:rFonts w:ascii="맑은 고딕" w:hAnsi="맑은 고딕" w:eastAsia="맑은 고딕"/>
+                <w:b w:val="0"/>
+                <w:sz w:val="16"/>
+              </w:rPr>
+              <w:t>○</w:t>
+            </w:r>
+          </w:p>
+        </w:tc>
+      </w:tr>
+      <w:tr>
+        <w:tc>
+          <w:tcPr>
+            <w:tcW w:type="dxa" w:w="960"/>
+          </w:tcPr>
+          <w:p>
+            <w:r/>
+            <w:r>
+              <w:rPr>
+                <w:rFonts w:ascii="맑은 고딕" w:hAnsi="맑은 고딕" w:eastAsia="맑은 고딕"/>
+                <w:b w:val="0"/>
+                <w:sz w:val="16"/>
+              </w:rPr>
+              <w:t>기획 문서 작성</w:t>
+            </w:r>
+          </w:p>
+        </w:tc>
+        <w:tc>
+          <w:tcPr>
+            <w:tcW w:type="dxa" w:w="960"/>
+          </w:tcPr>
+          <w:p>
+            <w:r/>
+            <w:r>
+              <w:rPr>
+                <w:rFonts w:ascii="맑은 고딕" w:hAnsi="맑은 고딕" w:eastAsia="맑은 고딕"/>
+                <w:b w:val="0"/>
+                <w:sz w:val="16"/>
+              </w:rPr>
+              <w:t>류제형 (전원)</w:t>
+            </w:r>
+          </w:p>
+        </w:tc>
+        <w:tc>
+          <w:tcPr>
+            <w:tcW w:type="dxa" w:w="960"/>
+          </w:tcPr>
+          <w:p>
+            <w:pPr>
+              <w:jc w:val="center"/>
+            </w:pPr>
+            <w:r/>
+            <w:r>
+              <w:rPr>
+                <w:rFonts w:ascii="맑은 고딕" w:hAnsi="맑은 고딕" w:eastAsia="맑은 고딕"/>
+                <w:b w:val="0"/>
+                <w:sz w:val="16"/>
+              </w:rPr>
+              <w:t>●</w:t>
+            </w:r>
+          </w:p>
+        </w:tc>
+        <w:tc>
+          <w:tcPr>
+            <w:tcW w:type="dxa" w:w="960"/>
+          </w:tcPr>
+          <w:p>
+            <w:pPr>
+              <w:jc w:val="center"/>
+            </w:pPr>
+            <w:r/>
+            <w:r>
+              <w:rPr>
+                <w:rFonts w:ascii="맑은 고딕" w:hAnsi="맑은 고딕" w:eastAsia="맑은 고딕"/>
+                <w:b w:val="0"/>
+                <w:sz w:val="16"/>
+              </w:rPr>
+            </w:r>
+          </w:p>
+        </w:tc>
+        <w:tc>
+          <w:tcPr>
+            <w:tcW w:type="dxa" w:w="960"/>
+          </w:tcPr>
+          <w:p>
+            <w:pPr>
+              <w:jc w:val="center"/>
+            </w:pPr>
+            <w:r/>
+            <w:r>
+              <w:rPr>
+                <w:rFonts w:ascii="맑은 고딕" w:hAnsi="맑은 고딕" w:eastAsia="맑은 고딕"/>
+                <w:b w:val="0"/>
+                <w:sz w:val="16"/>
+              </w:rPr>
+              <w:t>●</w:t>
+            </w:r>
+          </w:p>
+        </w:tc>
+        <w:tc>
+          <w:tcPr>
+            <w:tcW w:type="dxa" w:w="960"/>
+          </w:tcPr>
+          <w:p>
+            <w:pPr>
+              <w:jc w:val="center"/>
+            </w:pPr>
+            <w:r/>
+            <w:r>
+              <w:rPr>
+                <w:rFonts w:ascii="맑은 고딕" w:hAnsi="맑은 고딕" w:eastAsia="맑은 고딕"/>
+                <w:b w:val="0"/>
+                <w:sz w:val="16"/>
+              </w:rPr>
+              <w:t>●</w:t>
+            </w:r>
+          </w:p>
+        </w:tc>
+        <w:tc>
+          <w:tcPr>
+            <w:tcW w:type="dxa" w:w="960"/>
+          </w:tcPr>
+          <w:p>
+            <w:pPr>
+              <w:jc w:val="center"/>
+            </w:pPr>
+            <w:r/>
+            <w:r>
+              <w:rPr>
+                <w:rFonts w:ascii="맑은 고딕" w:hAnsi="맑은 고딕" w:eastAsia="맑은 고딕"/>
+                <w:b w:val="0"/>
+                <w:sz w:val="16"/>
+              </w:rPr>
+              <w:t>○</w:t>
+            </w:r>
+          </w:p>
+        </w:tc>
+        <w:tc>
+          <w:tcPr>
+            <w:tcW w:type="dxa" w:w="960"/>
+          </w:tcPr>
+          <w:p>
+            <w:pPr>
+              <w:jc w:val="center"/>
+            </w:pPr>
+            <w:r/>
+            <w:r>
+              <w:rPr>
+                <w:rFonts w:ascii="맑은 고딕" w:hAnsi="맑은 고딕" w:eastAsia="맑은 고딕"/>
+                <w:b w:val="0"/>
+                <w:sz w:val="16"/>
+              </w:rPr>
+            </w:r>
+          </w:p>
+        </w:tc>
+        <w:tc>
+          <w:tcPr>
+            <w:tcW w:type="dxa" w:w="960"/>
+          </w:tcPr>
+          <w:p>
+            <w:pPr>
+              <w:jc w:val="center"/>
+            </w:pPr>
+            <w:r/>
+            <w:r>
+              <w:rPr>
+                <w:rFonts w:ascii="맑은 고딕" w:hAnsi="맑은 고딕" w:eastAsia="맑은 고딕"/>
+                <w:b w:val="0"/>
+                <w:sz w:val="16"/>
+              </w:rPr>
+            </w:r>
+          </w:p>
+        </w:tc>
+      </w:tr>
+      <w:tr>
+        <w:tc>
+          <w:tcPr>
+            <w:tcW w:type="dxa" w:w="960"/>
+          </w:tcPr>
+          <w:p>
+            <w:r/>
+            <w:r>
+              <w:rPr>
+                <w:rFonts w:ascii="맑은 고딕" w:hAnsi="맑은 고딕" w:eastAsia="맑은 고딕"/>
+                <w:b w:val="0"/>
+                <w:sz w:val="16"/>
+              </w:rPr>
+              <w:t>기술스택 학습</w:t>
+            </w:r>
+          </w:p>
+        </w:tc>
+        <w:tc>
+          <w:tcPr>
+            <w:tcW w:type="dxa" w:w="960"/>
+          </w:tcPr>
+          <w:p>
+            <w:pPr>
+              <w:jc w:val="center"/>
+            </w:pPr>
+            <w:r/>
+            <w:r>
+              <w:rPr>
+                <w:rFonts w:ascii="맑은 고딕" w:hAnsi="맑은 고딕" w:eastAsia="맑은 고딕"/>
+                <w:b w:val="0"/>
+                <w:sz w:val="16"/>
+              </w:rPr>
+              <w:t>전원</w:t>
+            </w:r>
+          </w:p>
+        </w:tc>
+        <w:tc>
+          <w:tcPr>
+            <w:tcW w:type="dxa" w:w="960"/>
+          </w:tcPr>
+          <w:p>
+            <w:pPr>
+              <w:jc w:val="center"/>
+            </w:pPr>
+            <w:r/>
+            <w:r>
+              <w:rPr>
+                <w:rFonts w:ascii="맑은 고딕" w:hAnsi="맑은 고딕" w:eastAsia="맑은 고딕"/>
+                <w:b w:val="0"/>
+                <w:sz w:val="16"/>
+              </w:rPr>
+            </w:r>
+          </w:p>
+        </w:tc>
+        <w:tc>
+          <w:tcPr>
+            <w:tcW w:type="dxa" w:w="960"/>
+          </w:tcPr>
+          <w:p>
+            <w:pPr>
+              <w:jc w:val="center"/>
+            </w:pPr>
+            <w:r/>
+            <w:r>
+              <w:rPr>
+                <w:rFonts w:ascii="맑은 고딕" w:hAnsi="맑은 고딕" w:eastAsia="맑은 고딕"/>
+                <w:b w:val="0"/>
+                <w:sz w:val="16"/>
+              </w:rPr>
+            </w:r>
+          </w:p>
+        </w:tc>
+        <w:tc>
+          <w:tcPr>
+            <w:tcW w:type="dxa" w:w="960"/>
+          </w:tcPr>
+          <w:p>
+            <w:pPr>
+              <w:jc w:val="center"/>
+            </w:pPr>
+            <w:r/>
+            <w:r>
+              <w:rPr>
+                <w:rFonts w:ascii="맑은 고딕" w:hAnsi="맑은 고딕" w:eastAsia="맑은 고딕"/>
+                <w:b w:val="0"/>
+                <w:sz w:val="16"/>
+              </w:rPr>
+            </w:r>
+          </w:p>
+        </w:tc>
+        <w:tc>
+          <w:tcPr>
+            <w:tcW w:type="dxa" w:w="960"/>
+          </w:tcPr>
+          <w:p>
+            <w:pPr>
+              <w:jc w:val="center"/>
+            </w:pPr>
+            <w:r/>
+            <w:r>
+              <w:rPr>
+                <w:rFonts w:ascii="맑은 고딕" w:hAnsi="맑은 고딕" w:eastAsia="맑은 고딕"/>
+                <w:b w:val="0"/>
+                <w:sz w:val="16"/>
+              </w:rPr>
+            </w:r>
+          </w:p>
+        </w:tc>
+        <w:tc>
+          <w:tcPr>
+            <w:tcW w:type="dxa" w:w="960"/>
+          </w:tcPr>
+          <w:p>
+            <w:pPr>
+              <w:jc w:val="center"/>
+            </w:pPr>
+            <w:r/>
+            <w:r>
+              <w:rPr>
+                <w:rFonts w:ascii="맑은 고딕" w:hAnsi="맑은 고딕" w:eastAsia="맑은 고딕"/>
+                <w:b w:val="0"/>
+                <w:sz w:val="16"/>
+              </w:rPr>
+              <w:t>○</w:t>
+            </w:r>
+          </w:p>
+        </w:tc>
+        <w:tc>
+          <w:tcPr>
+            <w:tcW w:type="dxa" w:w="960"/>
+          </w:tcPr>
+          <w:p>
+            <w:pPr>
+              <w:jc w:val="center"/>
+            </w:pPr>
+            <w:r/>
+            <w:r>
+              <w:rPr>
+                <w:rFonts w:ascii="맑은 고딕" w:hAnsi="맑은 고딕" w:eastAsia="맑은 고딕"/>
+                <w:b w:val="0"/>
+                <w:sz w:val="16"/>
+              </w:rPr>
+              <w:t>○</w:t>
+            </w:r>
+          </w:p>
+        </w:tc>
+        <w:tc>
+          <w:tcPr>
+            <w:tcW w:type="dxa" w:w="960"/>
+          </w:tcPr>
+          <w:p>
+            <w:pPr>
+              <w:jc w:val="center"/>
+            </w:pPr>
+            <w:r/>
+            <w:r>
+              <w:rPr>
+                <w:rFonts w:ascii="맑은 고딕" w:hAnsi="맑은 고딕" w:eastAsia="맑은 고딕"/>
+                <w:b w:val="0"/>
+                <w:sz w:val="16"/>
+              </w:rPr>
+            </w:r>
+          </w:p>
+        </w:tc>
+      </w:tr>
+      <w:tr>
+        <w:tc>
+          <w:tcPr>
+            <w:tcW w:type="dxa" w:w="960"/>
+          </w:tcPr>
+          <w:p>
+            <w:r/>
+            <w:r>
+              <w:rPr>
+                <w:rFonts w:ascii="맑은 고딕" w:hAnsi="맑은 고딕" w:eastAsia="맑은 고딕"/>
+                <w:b w:val="0"/>
+                <w:sz w:val="16"/>
+              </w:rPr>
+              <w:t>시제품 완성 및 시연</w:t>
+            </w:r>
+          </w:p>
+        </w:tc>
+        <w:tc>
+          <w:tcPr>
+            <w:tcW w:type="dxa" w:w="960"/>
+          </w:tcPr>
+          <w:p>
+            <w:r/>
+            <w:r>
+              <w:rPr>
+                <w:rFonts w:ascii="맑은 고딕" w:hAnsi="맑은 고딕" w:eastAsia="맑은 고딕"/>
+                <w:b w:val="0"/>
+                <w:sz w:val="16"/>
+              </w:rPr>
+              <w:t>박찬균 (전원)</w:t>
+            </w:r>
+          </w:p>
+        </w:tc>
+        <w:tc>
+          <w:tcPr>
+            <w:tcW w:type="dxa" w:w="960"/>
+          </w:tcPr>
+          <w:p>
+            <w:pPr>
+              <w:jc w:val="center"/>
+            </w:pPr>
+            <w:r/>
+            <w:r>
+              <w:rPr>
+                <w:rFonts w:ascii="맑은 고딕" w:hAnsi="맑은 고딕" w:eastAsia="맑은 고딕"/>
+                <w:b w:val="0"/>
+                <w:sz w:val="16"/>
+              </w:rPr>
+            </w:r>
+          </w:p>
+        </w:tc>
+        <w:tc>
+          <w:tcPr>
+            <w:tcW w:type="dxa" w:w="960"/>
+          </w:tcPr>
+          <w:p>
+            <w:pPr>
+              <w:jc w:val="center"/>
+            </w:pPr>
+            <w:r/>
+            <w:r>
+              <w:rPr>
+                <w:rFonts w:ascii="맑은 고딕" w:hAnsi="맑은 고딕" w:eastAsia="맑은 고딕"/>
+                <w:b w:val="0"/>
+                <w:sz w:val="16"/>
+              </w:rPr>
+            </w:r>
+          </w:p>
+        </w:tc>
+        <w:tc>
+          <w:tcPr>
+            <w:tcW w:type="dxa" w:w="960"/>
+          </w:tcPr>
+          <w:p>
+            <w:pPr>
+              <w:jc w:val="center"/>
+            </w:pPr>
+            <w:r/>
+            <w:r>
+              <w:rPr>
+                <w:rFonts w:ascii="맑은 고딕" w:hAnsi="맑은 고딕" w:eastAsia="맑은 고딕"/>
+                <w:b w:val="0"/>
+                <w:sz w:val="16"/>
+              </w:rPr>
+            </w:r>
+          </w:p>
+        </w:tc>
+        <w:tc>
+          <w:tcPr>
+            <w:tcW w:type="dxa" w:w="960"/>
+          </w:tcPr>
+          <w:p>
+            <w:pPr>
+              <w:jc w:val="center"/>
+            </w:pPr>
+            <w:r/>
+            <w:r>
+              <w:rPr>
+                <w:rFonts w:ascii="맑은 고딕" w:hAnsi="맑은 고딕" w:eastAsia="맑은 고딕"/>
+                <w:b w:val="0"/>
+                <w:sz w:val="16"/>
+              </w:rPr>
+            </w:r>
+          </w:p>
+        </w:tc>
+        <w:tc>
+          <w:tcPr>
+            <w:tcW w:type="dxa" w:w="960"/>
+          </w:tcPr>
+          <w:p>
+            <w:pPr>
+              <w:jc w:val="center"/>
+            </w:pPr>
+            <w:r/>
+            <w:r>
+              <w:rPr>
+                <w:rFonts w:ascii="맑은 고딕" w:hAnsi="맑은 고딕" w:eastAsia="맑은 고딕"/>
+                <w:b w:val="0"/>
+                <w:sz w:val="16"/>
+              </w:rPr>
+              <w:t>○</w:t>
+            </w:r>
+          </w:p>
+        </w:tc>
+        <w:tc>
+          <w:tcPr>
+            <w:tcW w:type="dxa" w:w="960"/>
+          </w:tcPr>
+          <w:p>
+            <w:pPr>
+              <w:jc w:val="center"/>
+            </w:pPr>
+            <w:r/>
+            <w:r>
+              <w:rPr>
+                <w:rFonts w:ascii="맑은 고딕" w:hAnsi="맑은 고딕" w:eastAsia="맑은 고딕"/>
+                <w:b w:val="0"/>
+                <w:sz w:val="16"/>
+              </w:rPr>
+              <w:t>○</w:t>
+            </w:r>
+          </w:p>
+        </w:tc>
+        <w:tc>
+          <w:tcPr>
+            <w:tcW w:type="dxa" w:w="960"/>
+          </w:tcPr>
+          <w:p>
+            <w:pPr>
+              <w:jc w:val="center"/>
+            </w:pPr>
+            <w:r/>
+            <w:r>
+              <w:rPr>
+                <w:rFonts w:ascii="맑은 고딕" w:hAnsi="맑은 고딕" w:eastAsia="맑은 고딕"/>
+                <w:b w:val="0"/>
+                <w:sz w:val="16"/>
+              </w:rPr>
+              <w:t>○</w:t>
             </w:r>
           </w:p>
         </w:tc>
       </w:tr>
     </w:tbl>
     <w:p/>
+    <w:p>
+      <w:r>
+        <w:rPr>
+          <w:rFonts w:ascii="맑은 고딕" w:hAnsi="맑은 고딕" w:eastAsia="맑은 고딕"/>
+          <w:b w:val="0"/>
+          <w:sz w:val="16"/>
+        </w:rPr>
+        <w:t>※ ● 완료(저장 기록으로 확인) · ○ 계획  |  9월 1주 9/1~9/7 · 2주 9/8~9/14 · 3주 9/15~9/21 · 4주 9/22~9/28 · 5주 9/29~10/5 · 10월 2주 10/6~10/12 · 3주 10/13~10/16</w:t>
+      </w:r>
+    </w:p>
     <w:p>
       <w:r>
         <w:rPr>

--- a/proposal/독수리5형제_01_프로젝트기획서.docx
+++ b/proposal/독수리5형제_01_프로젝트기획서.docx
@@ -2471,7 +2471,7 @@
                 <w:b w:val="0"/>
                 <w:sz w:val="19"/>
               </w:rPr>
-              <w:t>- 핵심 표적 : 갑작스러운 증상이 생겼으나 어느 진료과·어느 병원에 가야 할지 판단하기 어렵고, 시간 제약(야간·주말·퇴근 후)이 있는 20~40대 생활인</w:t>
+              <w:t>- 핵심 표적 1 : 아이를 안고 있거나 돌보느라 손으로 화면을 조작하기 어려운 영유아 자녀를 둔 30~40대 부모 (야간·주말에 갑자기 아이가 아플 때)</w:t>
             </w:r>
           </w:p>
           <w:p>
@@ -2484,7 +2484,7 @@
                 <w:b w:val="0"/>
                 <w:sz w:val="19"/>
               </w:rPr>
-              <w:t>- 선정 근거 1 : 부정 리뷰 분석에서 ‘병원 탐색·선택 실패’가 AI로 해결 가능한 영역 중 가장 큰 비중을 차지함</w:t>
+              <w:t>- 핵심 표적 2 : 작은 글씨와 여러 단계의 버튼 조작이 어려운 60대 이상 고령자</w:t>
             </w:r>
           </w:p>
           <w:p>
@@ -2497,7 +2497,7 @@
                 <w:b w:val="0"/>
                 <w:sz w:val="19"/>
               </w:rPr>
-              <w:t>- 선정 근거 2 : 조건이 복잡할수록(시간·거리·진료과 동시 고려) 기존 필터 검색의 불편이 커지므로 대화형 안내의 효용이 가장 큼</w:t>
+              <w:t>- 선정 근거 1 : 부정 리뷰 분석에서 ‘병원 탐색·선택 실패’가 AI로 해결 가능한 영역 중 가장 큰 비중을 차지함</w:t>
             </w:r>
           </w:p>
           <w:p>
@@ -2510,7 +2510,20 @@
                 <w:b w:val="0"/>
                 <w:sz w:val="19"/>
               </w:rPr>
-              <w:t>- 선정 근거 3 : 해당 층은 앱 사용에 익숙해 채팅 인터페이스 진입 장벽이 낮음</w:t>
+              <w:t>- 선정 근거 2 : 1~4세 아이는 1인당 연 33.3일 진료를 받아 병원을 찾는 일이 잦고(심평원 연령별 1인당 진료현황 2025), 고령층의 디지털 역량은 일반 국민의 56.2% 수준임(2025 디지털정보격차 실태조사)</w:t>
+            </w:r>
+          </w:p>
+          <w:p>
+            <w:pPr>
+              <w:spacing w:after="20"/>
+            </w:pPr>
+            <w:r>
+              <w:rPr>
+                <w:rFonts w:ascii="맑은 고딕" w:hAnsi="맑은 고딕" w:eastAsia="맑은 고딕"/>
+                <w:b w:val="0"/>
+                <w:sz w:val="19"/>
+              </w:rPr>
+              <w:t>- 선정 근거 3 : 두 층 모두 ‘손과 눈’이 부담이므로, 큰 마이크 하나로 말만 하면 되는 음성 방식과 글씨 크기 조절의 효용이 가장 큼 (3차 피드백 반영, 2026-10-07)</w:t>
             </w:r>
           </w:p>
         </w:tc>
